--- a/templates/2_lastnika.docx
+++ b/templates/2_lastnika.docx
@@ -237,25 +237,7 @@
                 <w:color w:val="FF0000"/>
                 <w:szCs w:val="22"/>
               </w:rPr>
-              <w:t xml:space="preserve"> </w:t>
-            </w:r>
-            <w:proofErr w:type="spellStart"/>
-            <w:r>
-              <w:rPr>
-                <w:rFonts w:ascii="Calibri Light" w:hAnsi="Calibri Light" w:cs="Calibri Light"/>
-                <w:color w:val="FF0000"/>
-                <w:szCs w:val="22"/>
-              </w:rPr>
-              <w:t>Šabeder</w:t>
-            </w:r>
-            <w:proofErr w:type="spellEnd"/>
-            <w:r>
-              <w:rPr>
-                <w:rFonts w:ascii="Calibri Light" w:hAnsi="Calibri Light" w:cs="Calibri Light"/>
-                <w:color w:val="FF0000"/>
-                <w:szCs w:val="22"/>
-              </w:rPr>
-              <w:t xml:space="preserve">, Na griču 12, 2212 Šentilj </w:t>
+              <w:t xml:space="preserve"> Šabeder, Na griču 12, 2212 Šentilj </w:t>
             </w:r>
           </w:p>
         </w:tc>
@@ -421,25 +403,7 @@
                 <w:color w:val="FF0000"/>
                 <w:szCs w:val="22"/>
               </w:rPr>
-              <w:t xml:space="preserve"> </w:t>
-            </w:r>
-            <w:proofErr w:type="spellStart"/>
-            <w:r>
-              <w:rPr>
-                <w:rFonts w:ascii="Calibri Light" w:hAnsi="Calibri Light" w:cs="Calibri Light"/>
-                <w:color w:val="FF0000"/>
-                <w:szCs w:val="22"/>
-              </w:rPr>
-              <w:t>Šabeder</w:t>
-            </w:r>
-            <w:proofErr w:type="spellEnd"/>
-            <w:r>
-              <w:rPr>
-                <w:rFonts w:ascii="Calibri Light" w:hAnsi="Calibri Light" w:cs="Calibri Light"/>
-                <w:color w:val="FF0000"/>
-                <w:szCs w:val="22"/>
-              </w:rPr>
-              <w:t xml:space="preserve">, Na griču 12, 2212 Šentilj </w:t>
+              <w:t xml:space="preserve"> Šabeder, Na griču 12, 2212 Šentilj </w:t>
             </w:r>
           </w:p>
         </w:tc>
@@ -868,27 +832,7 @@
                 <w:iCs/>
                 <w:szCs w:val="22"/>
               </w:rPr>
-              <w:t xml:space="preserve">Matej </w:t>
-            </w:r>
-            <w:proofErr w:type="spellStart"/>
-            <w:r>
-              <w:rPr>
-                <w:rFonts w:ascii="Calibri Light" w:hAnsi="Calibri Light" w:cs="Calibri Light"/>
-                <w:bCs/>
-                <w:iCs/>
-                <w:szCs w:val="22"/>
-              </w:rPr>
-              <w:t>Tadina</w:t>
-            </w:r>
-            <w:proofErr w:type="spellEnd"/>
-            <w:r>
-              <w:rPr>
-                <w:rFonts w:ascii="Calibri Light" w:hAnsi="Calibri Light" w:cs="Calibri Light"/>
-                <w:bCs/>
-                <w:iCs/>
-                <w:szCs w:val="22"/>
-              </w:rPr>
-              <w:t>, univ. dipl. inž. el.</w:t>
+              <w:t>Matej Tadina, univ. dipl. inž. el.</w:t>
             </w:r>
           </w:p>
         </w:tc>
@@ -1621,18 +1565,8 @@
                 <w:color w:val="FF0000"/>
                 <w:szCs w:val="22"/>
               </w:rPr>
-              <w:t xml:space="preserve">Ana </w:t>
+              <w:t>Ana Šabeder</w:t>
             </w:r>
-            <w:proofErr w:type="spellStart"/>
-            <w:r>
-              <w:rPr>
-                <w:rFonts w:ascii="Calibri Light" w:hAnsi="Calibri Light" w:cs="Calibri Light"/>
-                <w:color w:val="FF0000"/>
-                <w:szCs w:val="22"/>
-              </w:rPr>
-              <w:t>Šabeder</w:t>
-            </w:r>
-            <w:proofErr w:type="spellEnd"/>
             <w:r>
               <w:rPr>
                 <w:rFonts w:ascii="Calibri Light" w:hAnsi="Calibri Light" w:cs="Calibri Light"/>
@@ -1647,18 +1581,8 @@
                 <w:color w:val="FF0000"/>
                 <w:szCs w:val="22"/>
               </w:rPr>
-              <w:t xml:space="preserve">Silvester </w:t>
+              <w:t>Silvester Šabeder</w:t>
             </w:r>
-            <w:proofErr w:type="spellStart"/>
-            <w:r>
-              <w:rPr>
-                <w:rFonts w:ascii="Calibri Light" w:hAnsi="Calibri Light" w:cs="Calibri Light"/>
-                <w:color w:val="FF0000"/>
-                <w:szCs w:val="22"/>
-              </w:rPr>
-              <w:t>Šabeder</w:t>
-            </w:r>
-            <w:proofErr w:type="spellEnd"/>
           </w:p>
         </w:tc>
         <w:tc>
@@ -1754,21 +1678,12 @@
                 <w:szCs w:val="22"/>
               </w:rPr>
             </w:pPr>
-            <w:proofErr w:type="spellStart"/>
             <w:r>
               <w:rPr>
                 <w:rFonts w:ascii="Calibri Light" w:hAnsi="Calibri Light" w:cs="Calibri Light"/>
                 <w:szCs w:val="22"/>
               </w:rPr>
-              <w:t>parc</w:t>
-            </w:r>
-            <w:proofErr w:type="spellEnd"/>
-            <w:r>
-              <w:rPr>
-                <w:rFonts w:ascii="Calibri Light" w:hAnsi="Calibri Light" w:cs="Calibri Light"/>
-                <w:szCs w:val="22"/>
-              </w:rPr>
-              <w:t>. št.</w:t>
+              <w:t>parc. št.</w:t>
             </w:r>
           </w:p>
         </w:tc>
@@ -1786,21 +1701,12 @@
                 <w:szCs w:val="22"/>
               </w:rPr>
             </w:pPr>
-            <w:proofErr w:type="spellStart"/>
             <w:r>
               <w:rPr>
                 <w:rFonts w:ascii="Calibri Light" w:hAnsi="Calibri Light" w:cs="Calibri Light"/>
                 <w:szCs w:val="22"/>
               </w:rPr>
-              <w:t>k.o</w:t>
-            </w:r>
-            <w:proofErr w:type="spellEnd"/>
-            <w:r>
-              <w:rPr>
-                <w:rFonts w:ascii="Calibri Light" w:hAnsi="Calibri Light" w:cs="Calibri Light"/>
-                <w:szCs w:val="22"/>
-              </w:rPr>
-              <w:t>.</w:t>
+              <w:t>k.o.</w:t>
             </w:r>
           </w:p>
         </w:tc>
@@ -1953,14 +1859,6 @@
                 <w:szCs w:val="22"/>
               </w:rPr>
             </w:pPr>
-            <w:r>
-              <w:rPr>
-                <w:rFonts w:ascii="Calibri Light" w:hAnsi="Calibri Light" w:cs="Calibri Light"/>
-                <w:color w:val="FF0000"/>
-                <w:szCs w:val="22"/>
-              </w:rPr>
-              <w:t>/</w:t>
-            </w:r>
           </w:p>
         </w:tc>
       </w:tr>
@@ -2275,7 +2173,6 @@
           <w:szCs w:val="22"/>
         </w:rPr>
       </w:pPr>
-      <w:proofErr w:type="spellStart"/>
       <w:r>
         <w:rPr>
           <w:rFonts w:ascii="Calibri Light" w:hAnsi="Calibri Light" w:cs="Calibri Light"/>
@@ -2284,18 +2181,7 @@
           <w:szCs w:val="22"/>
           <w:lang w:val="sl-SI"/>
         </w:rPr>
-        <w:t>zakoličbo</w:t>
-      </w:r>
-      <w:proofErr w:type="spellEnd"/>
-      <w:r>
-        <w:rPr>
-          <w:rFonts w:ascii="Calibri Light" w:hAnsi="Calibri Light" w:cs="Calibri Light"/>
-          <w:b/>
-          <w:sz w:val="22"/>
-          <w:szCs w:val="22"/>
-          <w:lang w:val="sl-SI"/>
-        </w:rPr>
-        <w:t xml:space="preserve"> in </w:t>
+        <w:t xml:space="preserve">zakoličbo in </w:t>
       </w:r>
       <w:r>
         <w:rPr>
@@ -2426,21 +2312,12 @@
                 <w:szCs w:val="22"/>
               </w:rPr>
             </w:pPr>
-            <w:proofErr w:type="spellStart"/>
             <w:r>
               <w:rPr>
                 <w:rFonts w:ascii="Calibri Light" w:hAnsi="Calibri Light" w:cs="Calibri Light"/>
                 <w:szCs w:val="22"/>
               </w:rPr>
-              <w:t>parc</w:t>
-            </w:r>
-            <w:proofErr w:type="spellEnd"/>
-            <w:r>
-              <w:rPr>
-                <w:rFonts w:ascii="Calibri Light" w:hAnsi="Calibri Light" w:cs="Calibri Light"/>
-                <w:szCs w:val="22"/>
-              </w:rPr>
-              <w:t>. št.</w:t>
+              <w:t>parc. št.</w:t>
             </w:r>
           </w:p>
         </w:tc>
@@ -2458,21 +2335,12 @@
                 <w:szCs w:val="22"/>
               </w:rPr>
             </w:pPr>
-            <w:proofErr w:type="spellStart"/>
             <w:r>
               <w:rPr>
                 <w:rFonts w:ascii="Calibri Light" w:hAnsi="Calibri Light" w:cs="Calibri Light"/>
                 <w:szCs w:val="22"/>
               </w:rPr>
-              <w:t>k.o</w:t>
-            </w:r>
-            <w:proofErr w:type="spellEnd"/>
-            <w:r>
-              <w:rPr>
-                <w:rFonts w:ascii="Calibri Light" w:hAnsi="Calibri Light" w:cs="Calibri Light"/>
-                <w:szCs w:val="22"/>
-              </w:rPr>
-              <w:t>.</w:t>
+              <w:t>k.o.</w:t>
             </w:r>
           </w:p>
         </w:tc>
@@ -2574,9 +2442,17 @@
               <w:jc w:val="left"/>
               <w:rPr>
                 <w:rFonts w:ascii="Calibri Light" w:hAnsi="Calibri Light" w:cs="Calibri Light"/>
+                <w:color w:val="FF0000"/>
                 <w:szCs w:val="22"/>
               </w:rPr>
             </w:pPr>
+            <w:r>
+              <w:rPr>
+                <w:rFonts w:ascii="Calibri Light" w:hAnsi="Calibri Light" w:cs="Calibri Light"/>
+                <w:szCs w:val="22"/>
+              </w:rPr>
+              <w:t>NIZKONAPETNOSTNI KABLOVOD</w:t>
+            </w:r>
           </w:p>
         </w:tc>
         <w:tc>
@@ -2931,7 +2807,6 @@
         </w:rPr>
         <w:t>V kolikor se pogodbeni stranki ne bosta sporazumeli o višini o</w:t>
       </w:r>
-      <w:proofErr w:type="spellStart"/>
       <w:r>
         <w:rPr>
           <w:rFonts w:ascii="Calibri Light" w:hAnsi="Calibri Light" w:cs="Calibri Light"/>
@@ -2951,7 +2826,6 @@
         </w:rPr>
         <w:t>e</w:t>
       </w:r>
-      <w:proofErr w:type="spellEnd"/>
       <w:r>
         <w:rPr>
           <w:rFonts w:ascii="Calibri Light" w:hAnsi="Calibri Light" w:cs="Calibri Light"/>
@@ -3101,25 +2975,7 @@
           <w:color w:val="FF0000"/>
           <w:szCs w:val="22"/>
         </w:rPr>
-        <w:t xml:space="preserve">Ana </w:t>
-      </w:r>
-      <w:proofErr w:type="spellStart"/>
-      <w:r>
-        <w:rPr>
-          <w:rFonts w:ascii="Calibri Light" w:hAnsi="Calibri Light" w:cs="Calibri Light"/>
-          <w:color w:val="FF0000"/>
-          <w:szCs w:val="22"/>
-        </w:rPr>
-        <w:t>Šabeder</w:t>
-      </w:r>
-      <w:proofErr w:type="spellEnd"/>
-      <w:r>
-        <w:rPr>
-          <w:rFonts w:ascii="Calibri Light" w:hAnsi="Calibri Light" w:cs="Calibri Light"/>
-          <w:color w:val="FF0000"/>
-          <w:szCs w:val="22"/>
-        </w:rPr>
-        <w:t>, Na griču 12, 2212 Šentilj</w:t>
+        <w:t>Ana Šabeder, Na griču 12, 2212 Šentilj</w:t>
       </w:r>
       <w:r>
         <w:rPr>
@@ -3330,25 +3186,7 @@
           <w:color w:val="FF0000"/>
           <w:szCs w:val="22"/>
         </w:rPr>
-        <w:t xml:space="preserve">Silvester </w:t>
-      </w:r>
-      <w:proofErr w:type="spellStart"/>
-      <w:r>
-        <w:rPr>
-          <w:rFonts w:ascii="Calibri Light" w:hAnsi="Calibri Light" w:cs="Calibri Light"/>
-          <w:color w:val="FF0000"/>
-          <w:szCs w:val="22"/>
-        </w:rPr>
-        <w:t>Šabeder</w:t>
-      </w:r>
-      <w:proofErr w:type="spellEnd"/>
-      <w:r>
-        <w:rPr>
-          <w:rFonts w:ascii="Calibri Light" w:hAnsi="Calibri Light" w:cs="Calibri Light"/>
-          <w:color w:val="FF0000"/>
-          <w:szCs w:val="22"/>
-        </w:rPr>
-        <w:t>, Na griču 12, 2212 Šentilj</w:t>
+        <w:t>Silvester Šabeder, Na griču 12, 2212 Šentilj</w:t>
       </w:r>
       <w:r>
         <w:rPr>
@@ -3568,27 +3406,7 @@
           <w:sz w:val="22"/>
           <w:szCs w:val="22"/>
         </w:rPr>
-        <w:t xml:space="preserve"> </w:t>
-      </w:r>
-      <w:proofErr w:type="spellStart"/>
-      <w:r>
-        <w:rPr>
-          <w:rFonts w:ascii="Calibri Light" w:hAnsi="Calibri Light" w:cs="Calibri Light"/>
-          <w:b/>
-          <w:sz w:val="22"/>
-          <w:szCs w:val="22"/>
-        </w:rPr>
-        <w:t>parc</w:t>
-      </w:r>
-      <w:proofErr w:type="spellEnd"/>
-      <w:r>
-        <w:rPr>
-          <w:rFonts w:ascii="Calibri Light" w:hAnsi="Calibri Light" w:cs="Calibri Light"/>
-          <w:b/>
-          <w:sz w:val="22"/>
-          <w:szCs w:val="22"/>
-        </w:rPr>
-        <w:t xml:space="preserve">. št.: </w:t>
+        <w:t xml:space="preserve"> parc. št.: </w:t>
       </w:r>
       <w:r>
         <w:rPr>
@@ -3623,25 +3441,14 @@
         </w:rPr>
         <w:t xml:space="preserve"> </w:t>
       </w:r>
-      <w:proofErr w:type="spellStart"/>
-      <w:r>
-        <w:rPr>
-          <w:rFonts w:ascii="Calibri Light" w:hAnsi="Calibri Light" w:cs="Calibri Light"/>
-          <w:b/>
-          <w:sz w:val="22"/>
-          <w:szCs w:val="22"/>
-        </w:rPr>
-        <w:t>k.o</w:t>
-      </w:r>
-      <w:proofErr w:type="spellEnd"/>
-      <w:r>
-        <w:rPr>
-          <w:rFonts w:ascii="Calibri Light" w:hAnsi="Calibri Light" w:cs="Calibri Light"/>
-          <w:b/>
-          <w:sz w:val="22"/>
-          <w:szCs w:val="22"/>
-        </w:rPr>
-        <w:t xml:space="preserve">. </w:t>
+      <w:r>
+        <w:rPr>
+          <w:rFonts w:ascii="Calibri Light" w:hAnsi="Calibri Light" w:cs="Calibri Light"/>
+          <w:b/>
+          <w:sz w:val="22"/>
+          <w:szCs w:val="22"/>
+        </w:rPr>
+        <w:t xml:space="preserve">k.o. </w:t>
       </w:r>
       <w:r>
         <w:rPr>
@@ -3728,27 +3535,7 @@
           <w:sz w:val="22"/>
           <w:szCs w:val="22"/>
         </w:rPr>
-        <w:t xml:space="preserve">v korist služnostnega upravičenca ELEKTRO MARIBOR, podjetje za distribucijo električne energije, </w:t>
-      </w:r>
-      <w:proofErr w:type="spellStart"/>
-      <w:r>
-        <w:rPr>
-          <w:rFonts w:ascii="Calibri Light" w:hAnsi="Calibri Light" w:cs="Calibri Light"/>
-          <w:b/>
-          <w:sz w:val="22"/>
-          <w:szCs w:val="22"/>
-        </w:rPr>
-        <w:t>d.d</w:t>
-      </w:r>
-      <w:proofErr w:type="spellEnd"/>
-      <w:r>
-        <w:rPr>
-          <w:rFonts w:ascii="Calibri Light" w:hAnsi="Calibri Light" w:cs="Calibri Light"/>
-          <w:b/>
-          <w:sz w:val="22"/>
-          <w:szCs w:val="22"/>
-        </w:rPr>
-        <w:t>., Vetrinjska ul. 2, 2000 Maribor,</w:t>
+        <w:t>v korist služnostnega upravičenca ELEKTRO MARIBOR, podjetje za distribucijo električne energije, d.d., Vetrinjska ul. 2, 2000 Maribor,</w:t>
       </w:r>
     </w:p>
     <w:p>
@@ -4012,25 +3799,14 @@
         </w:rPr>
         <w:t xml:space="preserve"> s</w:t>
       </w:r>
-      <w:proofErr w:type="spellStart"/>
-      <w:r>
-        <w:rPr>
-          <w:rFonts w:ascii="Calibri Light" w:hAnsi="Calibri Light" w:cs="Calibri Light"/>
-          <w:b/>
-          <w:sz w:val="22"/>
-          <w:szCs w:val="22"/>
-        </w:rPr>
-        <w:t>lužnostni</w:t>
-      </w:r>
-      <w:proofErr w:type="spellEnd"/>
-      <w:r>
-        <w:rPr>
-          <w:rFonts w:ascii="Calibri Light" w:hAnsi="Calibri Light" w:cs="Calibri Light"/>
-          <w:b/>
-          <w:sz w:val="22"/>
-          <w:szCs w:val="22"/>
-        </w:rPr>
-        <w:t xml:space="preserve"> upravičenec, ki ima tudi pravico predlagati zemljiškoknjižni vpis.</w:t>
+      <w:r>
+        <w:rPr>
+          <w:rFonts w:ascii="Calibri Light" w:hAnsi="Calibri Light" w:cs="Calibri Light"/>
+          <w:b/>
+          <w:sz w:val="22"/>
+          <w:szCs w:val="22"/>
+        </w:rPr>
+        <w:t>lužnostni upravičenec, ki ima tudi pravico predlagati zemljiškoknjižni vpis.</w:t>
       </w:r>
     </w:p>
     <w:p>
@@ -4173,25 +3949,14 @@
         </w:rPr>
         <w:t>z</w:t>
       </w:r>
-      <w:proofErr w:type="spellStart"/>
-      <w:r>
-        <w:rPr>
-          <w:rFonts w:ascii="Calibri Light" w:hAnsi="Calibri Light" w:cs="Calibri Light"/>
-          <w:b/>
-          <w:sz w:val="22"/>
-          <w:szCs w:val="22"/>
-        </w:rPr>
-        <w:t>emljiško</w:t>
-      </w:r>
-      <w:proofErr w:type="spellEnd"/>
-      <w:r>
-        <w:rPr>
-          <w:rFonts w:ascii="Calibri Light" w:hAnsi="Calibri Light" w:cs="Calibri Light"/>
-          <w:b/>
-          <w:sz w:val="22"/>
-          <w:szCs w:val="22"/>
-        </w:rPr>
-        <w:t xml:space="preserve"> knjigo.</w:t>
+      <w:r>
+        <w:rPr>
+          <w:rFonts w:ascii="Calibri Light" w:hAnsi="Calibri Light" w:cs="Calibri Light"/>
+          <w:b/>
+          <w:sz w:val="22"/>
+          <w:szCs w:val="22"/>
+        </w:rPr>
+        <w:t>emljiško knjigo.</w:t>
       </w:r>
     </w:p>
     <w:p>
@@ -4679,18 +4444,8 @@
                 <w:color w:val="FF0000"/>
                 <w:szCs w:val="22"/>
               </w:rPr>
-              <w:t xml:space="preserve">Ana </w:t>
+              <w:t>Ana Šabeder</w:t>
             </w:r>
-            <w:proofErr w:type="spellStart"/>
-            <w:r>
-              <w:rPr>
-                <w:rFonts w:ascii="Calibri Light" w:hAnsi="Calibri Light" w:cs="Calibri Light"/>
-                <w:color w:val="FF0000"/>
-                <w:szCs w:val="22"/>
-              </w:rPr>
-              <w:t>Šabeder</w:t>
-            </w:r>
-            <w:proofErr w:type="spellEnd"/>
           </w:p>
         </w:tc>
       </w:tr>
@@ -4755,27 +4510,7 @@
                 <w:iCs/>
                 <w:szCs w:val="22"/>
               </w:rPr>
-              <w:t xml:space="preserve">Matej </w:t>
-            </w:r>
-            <w:proofErr w:type="spellStart"/>
-            <w:r>
-              <w:rPr>
-                <w:rFonts w:ascii="Calibri Light" w:hAnsi="Calibri Light" w:cs="Calibri Light"/>
-                <w:bCs/>
-                <w:iCs/>
-                <w:szCs w:val="22"/>
-              </w:rPr>
-              <w:t>Tadina</w:t>
-            </w:r>
-            <w:proofErr w:type="spellEnd"/>
-            <w:r>
-              <w:rPr>
-                <w:rFonts w:ascii="Calibri Light" w:hAnsi="Calibri Light" w:cs="Calibri Light"/>
-                <w:bCs/>
-                <w:iCs/>
-                <w:szCs w:val="22"/>
-              </w:rPr>
-              <w:t>, univ. dipl. inž. el.</w:t>
+              <w:t>Matej Tadina, univ. dipl. inž. el.</w:t>
             </w:r>
           </w:p>
         </w:tc>
@@ -4921,18 +4656,8 @@
                 <w:color w:val="FF0000"/>
                 <w:szCs w:val="22"/>
               </w:rPr>
-              <w:t xml:space="preserve">Silvester </w:t>
+              <w:t>Silvester Šabeder</w:t>
             </w:r>
-            <w:proofErr w:type="spellStart"/>
-            <w:r>
-              <w:rPr>
-                <w:rFonts w:ascii="Calibri Light" w:hAnsi="Calibri Light" w:cs="Calibri Light"/>
-                <w:color w:val="FF0000"/>
-                <w:szCs w:val="22"/>
-              </w:rPr>
-              <w:t>Šabeder</w:t>
-            </w:r>
-            <w:proofErr w:type="spellEnd"/>
           </w:p>
         </w:tc>
       </w:tr>
